--- a/Layouts/FakturaVarekoder.docx
+++ b/Layouts/FakturaVarekoder.docx
@@ -40,23 +40,13 @@
  
          < B r u g s t a r i f V a l u e s _ B T W e i g h t > B r u g s t a r i f V a l u e s _ B T W e i g h t < / B r u g s t a r i f V a l u e s _ B T W e i g h t >   
-         < B r u g s t a r i f V a l u e s _ B T W e i g h t _ T o t a l > B r u g s t a r i f V a l u e s _ B T W e i g h t _ T o t a l < / B r u g s t a r i f V a l u e s _ B T W e i g h t _ T o t a l > - 
          < B r u g s t a r i f V a l u e s _ N T W e i g h t > B r u g s t a r i f V a l u e s _ N T W e i g h t < / B r u g s t a r i f V a l u e s _ N T W e i g h t > - 
-         < B r u g s t a r i f V a l u e s _ N T W e i g h t _ T o t a l > B r u g s t a r i f V a l u e s _ N T W e i g h t _ T o t a l < / B r u g s t a r i f V a l u e s _ N T W e i g h t _ T o t a l >   
          < B r u g s t a r i f V a l u e s _ Q u a n t i t y > B r u g s t a r i f V a l u e s _ Q u a n t i t y < / B r u g s t a r i f V a l u e s _ Q u a n t i t y >   
-         < B r u g s t a r i f V a l u e s _ Q u a n t i t y _ T o t a l > B r u g s t a r i f V a l u e s _ Q u a n t i t y _ T o t a l < / B r u g s t a r i f V a l u e s _ Q u a n t i t y _ T o t a l > - 
          < B r u g s t a r i f V a l u e s _ V a l u e C u r r e n c y > B r u g s t a r i f V a l u e s _ V a l u e C u r r e n c y < / B r u g s t a r i f V a l u e s _ V a l u e C u r r e n c y >   
-         < B r u g s t a r i f V a l u e s _ V a l u e C u r r e n c y _ T o t a l > B r u g s t a r i f V a l u e s _ V a l u e C u r r e n c y _ T o t a l < / B r u g s t a r i f V a l u e s _ V a l u e C u r r e n c y _ T o t a l > - 
          < B r u g s t a r i f V a l u e s _ V a l u e R V > B r u g s t a r i f V a l u e s _ V a l u e R V < / B r u g s t a r i f V a l u e s _ V a l u e R V > - 
-         < B r u g s t a r i f V a l u e s _ V a l u e R V _ T o t a l > B r u g s t a r i f V a l u e s _ V a l u e R V _ T o t a l < / B r u g s t a r i f V a l u e s _ V a l u e R V _ T o t a l >   
          < B r u g s t a r i f _ C u r r e n c y T x t > B r u g s t a r i f _ C u r r e n c y T x t < / B r u g s t a r i f _ C u r r e n c y T x t >   
@@ -74,6 +64,16 @@
  
      < I n t e g e r _ T o t a l >   
+         < B r u g s t a r i f V a l u e s _ B T W e i g h t _ T o t a l > B r u g s t a r i f V a l u e s _ B T W e i g h t _ T o t a l < / B r u g s t a r i f V a l u e s _ B T W e i g h t _ T o t a l > + 
+         < B r u g s t a r i f V a l u e s _ N T W e i g h t _ T o t a l > B r u g s t a r i f V a l u e s _ N T W e i g h t _ T o t a l < / B r u g s t a r i f V a l u e s _ N T W e i g h t _ T o t a l > + 
+         < B r u g s t a r i f V a l u e s _ Q u a n t i t y _ T o t a l > B r u g s t a r i f V a l u e s _ Q u a n t i t y _ T o t a l < / B r u g s t a r i f V a l u e s _ Q u a n t i t y _ T o t a l > + 
+         < B r u g s t a r i f V a l u e s _ V a l u e C u r r e n c y _ T o t a l > B r u g s t a r i f V a l u e s _ V a l u e C u r r e n c y _ T o t a l < / B r u g s t a r i f V a l u e s _ V a l u e C u r r e n c y _ T o t a l > + 
+         < B r u g s t a r i f V a l u e s _ V a l u e R V _ T o t a l > B r u g s t a r i f V a l u e s _ V a l u e R V _ T o t a l < / B r u g s t a r i f V a l u e s _ V a l u e R V _ T o t a l > + 
          < R e p o r t F o r N a v I d _ 4 > R e p o r t F o r N a v I d _ 4 < / R e p o r t F o r N a v I d _ 4 >   
          < R e p o r t F o r N a v _ I n t e g e r T o t a l > R e p o r t F o r N a v _ I n t e g e r T o t a l < / R e p o r t F o r N a v _ I n t e g e r T o t a l > 